--- a/docs/sdlc/20_design/WS2D-IF-001_API設計書.docx
+++ b/docs/sdlc/20_design/WS2D-IF-001_API設計書.docx
@@ -1289,6 +1289,18 @@
           <w:rFonts w:ascii="Yu Gothic" w:hAnsi="Yu Gothic" w:eastAsia="Yu Gothic"/>
           <w:sz w:val="20"/>
         </w:rPr>
+        <w:t>表 3-1　POST /api/feedback（feedback.api_submit_feedback）</w:t>
+      </w:r>
+    </w:p>
+    <w:p>
+      <w:pPr>
+        <w:ind w:left="240"/>
+      </w:pPr>
+      <w:r>
+        <w:rPr>
+          <w:rFonts w:ascii="Yu Gothic" w:hAnsi="Yu Gothic" w:eastAsia="Yu Gothic"/>
+          <w:sz w:val="20"/>
+        </w:rPr>
         <w:t>表 4-1　HTTP ステータスコード方針</w:t>
       </w:r>
     </w:p>
@@ -2253,19 +2265,6 @@
           <w:rFonts w:ascii="Yu Gothic" w:hAnsi="Yu Gothic" w:eastAsia="Yu Gothic"/>
         </w:rPr>
         <w:t xml:space="preserve">。除外パス: </w:t>
-      </w:r>
-      <w:r>
-        <w:rPr>
-          <w:rFonts w:ascii="Consolas" w:hAnsi="Consolas" w:eastAsia="Consolas"/>
-          <w:sz w:val="18"/>
-        </w:rPr>
-        <w:t>/auth/user</w:t>
-      </w:r>
-      <w:r>
-        <w:rPr>
-          <w:rFonts w:ascii="Yu Gothic" w:hAnsi="Yu Gothic" w:eastAsia="Yu Gothic"/>
-        </w:rPr>
-        <w:t xml:space="preserve">, </w:t>
       </w:r>
       <w:r>
         <w:rPr>
@@ -5246,7 +5245,7 @@
                 <w:rFonts w:ascii="Consolas" w:hAnsi="Consolas" w:eastAsia="Consolas"/>
                 <w:sz w:val="18"/>
               </w:rPr>
-              <w:t>/auth/user</w:t>
+              <w:t>/auth/account</w:t>
             </w:r>
           </w:p>
         </w:tc>
@@ -5265,45 +5264,59 @@
                 <w:rFonts w:ascii="Consolas" w:hAnsi="Consolas" w:eastAsia="Consolas"/>
                 <w:sz w:val="18"/>
               </w:rPr>
-              <w:t>account.user_page</w:t>
-            </w:r>
-          </w:p>
-        </w:tc>
-        <w:tc>
-          <w:tcPr>
-            <w:tcW w:type="dxa" w:w="1984"/>
-          </w:tcPr>
-          <w:p>
-            <w:r>
-              <w:rPr>
-                <w:sz w:val="18"/>
-              </w:rPr>
-            </w:r>
-            <w:r>
-              <w:rPr>
-                <w:rFonts w:ascii="Yu Gothic" w:hAnsi="Yu Gothic" w:eastAsia="Yu Gothic"/>
-                <w:sz w:val="18"/>
-              </w:rPr>
-              <w:t>user_page</w:t>
-            </w:r>
-          </w:p>
-        </w:tc>
-        <w:tc>
-          <w:tcPr>
-            <w:tcW w:type="dxa" w:w="1984"/>
-          </w:tcPr>
-          <w:p>
-            <w:r>
-              <w:rPr>
-                <w:sz w:val="18"/>
-              </w:rPr>
-            </w:r>
-            <w:r>
-              <w:rPr>
-                <w:rFonts w:ascii="Yu Gothic" w:hAnsi="Yu Gothic" w:eastAsia="Yu Gothic"/>
-                <w:sz w:val="18"/>
-              </w:rPr>
-              <w:t>ログイン必須（テナント未選択でも可）</w:t>
+              <w:t>account.account_page</w:t>
+            </w:r>
+          </w:p>
+        </w:tc>
+        <w:tc>
+          <w:tcPr>
+            <w:tcW w:type="dxa" w:w="1984"/>
+          </w:tcPr>
+          <w:p>
+            <w:r>
+              <w:rPr>
+                <w:sz w:val="18"/>
+              </w:rPr>
+            </w:r>
+            <w:r>
+              <w:rPr>
+                <w:rFonts w:ascii="Yu Gothic" w:hAnsi="Yu Gothic" w:eastAsia="Yu Gothic"/>
+                <w:sz w:val="18"/>
+              </w:rPr>
+              <w:t>account_page（</w:t>
+            </w:r>
+            <w:r>
+              <w:rPr>
+                <w:rFonts w:ascii="Consolas" w:hAnsi="Consolas" w:eastAsia="Consolas"/>
+                <w:sz w:val="18"/>
+              </w:rPr>
+              <w:t>/account</w:t>
+            </w:r>
+            <w:r>
+              <w:rPr>
+                <w:rFonts w:ascii="Yu Gothic" w:hAnsi="Yu Gothic" w:eastAsia="Yu Gothic"/>
+                <w:sz w:val="18"/>
+              </w:rPr>
+              <w:t xml:space="preserve"> ビューへ 302。旧URL互換）</w:t>
+            </w:r>
+          </w:p>
+        </w:tc>
+        <w:tc>
+          <w:tcPr>
+            <w:tcW w:type="dxa" w:w="1984"/>
+          </w:tcPr>
+          <w:p>
+            <w:r>
+              <w:rPr>
+                <w:sz w:val="18"/>
+              </w:rPr>
+            </w:r>
+            <w:r>
+              <w:rPr>
+                <w:rFonts w:ascii="Yu Gothic" w:hAnsi="Yu Gothic" w:eastAsia="Yu Gothic"/>
+                <w:sz w:val="18"/>
+              </w:rPr>
+              <w:t>ログイン必須</w:t>
             </w:r>
           </w:p>
         </w:tc>
@@ -5343,7 +5356,7 @@
                 <w:rFonts w:ascii="Consolas" w:hAnsi="Consolas" w:eastAsia="Consolas"/>
                 <w:sz w:val="18"/>
               </w:rPr>
-              <w:t>/auth/user</w:t>
+              <w:t>/api/feedback</w:t>
             </w:r>
           </w:p>
         </w:tc>
@@ -5362,45 +5375,142 @@
                 <w:rFonts w:ascii="Consolas" w:hAnsi="Consolas" w:eastAsia="Consolas"/>
                 <w:sz w:val="18"/>
               </w:rPr>
-              <w:t>account.user_select</w:t>
-            </w:r>
-          </w:p>
-        </w:tc>
-        <w:tc>
-          <w:tcPr>
-            <w:tcW w:type="dxa" w:w="1984"/>
-          </w:tcPr>
-          <w:p>
-            <w:r>
-              <w:rPr>
-                <w:sz w:val="18"/>
-              </w:rPr>
-            </w:r>
-            <w:r>
-              <w:rPr>
-                <w:rFonts w:ascii="Yu Gothic" w:hAnsi="Yu Gothic" w:eastAsia="Yu Gothic"/>
-                <w:sz w:val="18"/>
-              </w:rPr>
-              <w:t>user_select</w:t>
-            </w:r>
-          </w:p>
-        </w:tc>
-        <w:tc>
-          <w:tcPr>
-            <w:tcW w:type="dxa" w:w="1984"/>
-          </w:tcPr>
-          <w:p>
-            <w:r>
-              <w:rPr>
-                <w:sz w:val="18"/>
-              </w:rPr>
-            </w:r>
-            <w:r>
-              <w:rPr>
-                <w:rFonts w:ascii="Yu Gothic" w:hAnsi="Yu Gothic" w:eastAsia="Yu Gothic"/>
-                <w:sz w:val="18"/>
-              </w:rPr>
-              <w:t>ログイン必須（テナント未選択でも可）</w:t>
+              <w:t>feedback.api_submit_feedback</w:t>
+            </w:r>
+          </w:p>
+        </w:tc>
+        <w:tc>
+          <w:tcPr>
+            <w:tcW w:type="dxa" w:w="1984"/>
+          </w:tcPr>
+          <w:p>
+            <w:r>
+              <w:rPr>
+                <w:sz w:val="18"/>
+              </w:rPr>
+            </w:r>
+            <w:r>
+              <w:rPr>
+                <w:rFonts w:ascii="Yu Gothic" w:hAnsi="Yu Gothic" w:eastAsia="Yu Gothic"/>
+                <w:sz w:val="18"/>
+              </w:rPr>
+              <w:t>api_submit_feedback</w:t>
+            </w:r>
+          </w:p>
+        </w:tc>
+        <w:tc>
+          <w:tcPr>
+            <w:tcW w:type="dxa" w:w="1984"/>
+          </w:tcPr>
+          <w:p>
+            <w:r>
+              <w:rPr>
+                <w:sz w:val="18"/>
+              </w:rPr>
+            </w:r>
+            <w:r>
+              <w:rPr>
+                <w:rFonts w:ascii="Yu Gothic" w:hAnsi="Yu Gothic" w:eastAsia="Yu Gothic"/>
+                <w:sz w:val="18"/>
+              </w:rPr>
+              <w:t>ログイン必須</w:t>
+            </w:r>
+          </w:p>
+        </w:tc>
+      </w:tr>
+      <w:tr>
+        <w:tc>
+          <w:tcPr>
+            <w:tcW w:type="dxa" w:w="1984"/>
+          </w:tcPr>
+          <w:p>
+            <w:r>
+              <w:rPr>
+                <w:sz w:val="18"/>
+              </w:rPr>
+            </w:r>
+            <w:r>
+              <w:rPr>
+                <w:rFonts w:ascii="Yu Gothic" w:hAnsi="Yu Gothic" w:eastAsia="Yu Gothic"/>
+                <w:sz w:val="18"/>
+              </w:rPr>
+              <w:t>GET</w:t>
+            </w:r>
+          </w:p>
+        </w:tc>
+        <w:tc>
+          <w:tcPr>
+            <w:tcW w:type="dxa" w:w="1984"/>
+          </w:tcPr>
+          <w:p>
+            <w:r>
+              <w:rPr>
+                <w:sz w:val="18"/>
+              </w:rPr>
+            </w:r>
+            <w:r>
+              <w:rPr>
+                <w:rFonts w:ascii="Consolas" w:hAnsi="Consolas" w:eastAsia="Consolas"/>
+                <w:sz w:val="18"/>
+              </w:rPr>
+              <w:t>/api/feedback</w:t>
+            </w:r>
+          </w:p>
+        </w:tc>
+        <w:tc>
+          <w:tcPr>
+            <w:tcW w:type="dxa" w:w="1984"/>
+          </w:tcPr>
+          <w:p>
+            <w:r>
+              <w:rPr>
+                <w:sz w:val="18"/>
+              </w:rPr>
+            </w:r>
+            <w:r>
+              <w:rPr>
+                <w:rFonts w:ascii="Consolas" w:hAnsi="Consolas" w:eastAsia="Consolas"/>
+                <w:sz w:val="18"/>
+              </w:rPr>
+              <w:t>feedback.api_list_feedback</w:t>
+            </w:r>
+          </w:p>
+        </w:tc>
+        <w:tc>
+          <w:tcPr>
+            <w:tcW w:type="dxa" w:w="1984"/>
+          </w:tcPr>
+          <w:p>
+            <w:r>
+              <w:rPr>
+                <w:sz w:val="18"/>
+              </w:rPr>
+            </w:r>
+            <w:r>
+              <w:rPr>
+                <w:rFonts w:ascii="Yu Gothic" w:hAnsi="Yu Gothic" w:eastAsia="Yu Gothic"/>
+                <w:sz w:val="18"/>
+              </w:rPr>
+              <w:t>api_list_feedback</w:t>
+            </w:r>
+          </w:p>
+        </w:tc>
+        <w:tc>
+          <w:tcPr>
+            <w:tcW w:type="dxa" w:w="1984"/>
+          </w:tcPr>
+          <w:p>
+            <w:r>
+              <w:rPr>
+                <w:sz w:val="18"/>
+              </w:rPr>
+            </w:r>
+            <w:r>
+              <w:rPr>
+                <w:rFonts w:ascii="Yu Gothic" w:hAnsi="Yu Gothic" w:eastAsia="Yu Gothic"/>
+                <w:sz w:val="18"/>
+              </w:rPr>
+              <w:t>ログイン必須＋管理者権限</w:t>
             </w:r>
           </w:p>
         </w:tc>
@@ -26628,7 +26738,7 @@
         <w:rPr>
           <w:rFonts w:ascii="Yu Gothic" w:hAnsi="Yu Gothic" w:eastAsia="Yu Gothic"/>
         </w:rPr>
-        <w:t>業務上重要な 14 本について、実装（</w:t>
+        <w:t>業務上重要な 16 本について、実装（</w:t>
       </w:r>
       <w:r>
         <w:rPr>
@@ -26722,20 +26832,33 @@
         <w:rPr>
           <w:rFonts w:ascii="Yu Gothic" w:hAnsi="Yu Gothic" w:eastAsia="Yu Gothic"/>
         </w:rPr>
-        <w:t xml:space="preserve">（string, 必須）, </w:t>
+        <w:t xml:space="preserve">（string, 必須。メールアドレスのほか </w:t>
       </w:r>
       <w:r>
         <w:rPr>
           <w:rFonts w:ascii="Consolas" w:hAnsi="Consolas" w:eastAsia="Consolas"/>
           <w:sz w:val="18"/>
         </w:rPr>
+        <w:t>admin</w:t>
+      </w:r>
+      <w:r>
+        <w:rPr>
+          <w:rFonts w:ascii="Yu Gothic" w:hAnsi="Yu Gothic" w:eastAsia="Yu Gothic"/>
+        </w:rPr>
+        <w:t xml:space="preserve"> のような識別子も可）, </w:t>
+      </w:r>
+      <w:r>
+        <w:rPr>
+          <w:rFonts w:ascii="Consolas" w:hAnsi="Consolas" w:eastAsia="Consolas"/>
+          <w:sz w:val="18"/>
+        </w:rPr>
         <w:t>password</w:t>
       </w:r>
       <w:r>
         <w:rPr>
           <w:rFonts w:ascii="Yu Gothic" w:hAnsi="Yu Gothic" w:eastAsia="Yu Gothic"/>
         </w:rPr>
-        <w:t>（string, 任意）</w:t>
+        <w:t>（string, 必須）</w:t>
       </w:r>
     </w:p>
     <w:p>
@@ -26746,46 +26869,59 @@
         <w:rPr>
           <w:rFonts w:ascii="Yu Gothic" w:hAnsi="Yu Gothic" w:eastAsia="Yu Gothic"/>
         </w:rPr>
-        <w:t xml:space="preserve">処理: モック認証有効かつ </w:t>
+        <w:t xml:space="preserve">処理: </w:t>
       </w:r>
       <w:r>
         <w:rPr>
           <w:rFonts w:ascii="Consolas" w:hAnsi="Consolas" w:eastAsia="Consolas"/>
           <w:sz w:val="18"/>
         </w:rPr>
-        <w:t>password</w:t>
+        <w:t>authenticate(email, password)</w:t>
       </w:r>
       <w:r>
         <w:rPr>
           <w:rFonts w:ascii="Yu Gothic" w:hAnsi="Yu Gothic" w:eastAsia="Yu Gothic"/>
         </w:rPr>
-        <w:t xml:space="preserve"> が空なら </w:t>
+        <w:t xml:space="preserve"> のみ。ログインは ID＋パスワードの1経路で、パスワードなしログイン（旧 </w:t>
       </w:r>
       <w:r>
         <w:rPr>
           <w:rFonts w:ascii="Consolas" w:hAnsi="Consolas" w:eastAsia="Consolas"/>
           <w:sz w:val="18"/>
         </w:rPr>
-        <w:t>authenticate_passwordless(email)</w:t>
+        <w:t>authenticate_passwordless</w:t>
       </w:r>
       <w:r>
         <w:rPr>
           <w:rFonts w:ascii="Yu Gothic" w:hAnsi="Yu Gothic" w:eastAsia="Yu Gothic"/>
         </w:rPr>
-        <w:t xml:space="preserve">、それ以外は </w:t>
+        <w:t xml:space="preserve">）とユーザー選択画面（旧 </w:t>
       </w:r>
       <w:r>
         <w:rPr>
           <w:rFonts w:ascii="Consolas" w:hAnsi="Consolas" w:eastAsia="Consolas"/>
           <w:sz w:val="18"/>
         </w:rPr>
-        <w:t>authenticate(email, password)</w:t>
+        <w:t>/auth/user</w:t>
       </w:r>
       <w:r>
         <w:rPr>
           <w:rFonts w:ascii="Yu Gothic" w:hAnsi="Yu Gothic" w:eastAsia="Yu Gothic"/>
         </w:rPr>
-        <w:t>。</w:t>
+        <w:t>）は廃止済み。モック認証（</w:t>
+      </w:r>
+      <w:r>
+        <w:rPr>
+          <w:rFonts w:ascii="Consolas" w:hAnsi="Consolas" w:eastAsia="Consolas"/>
+          <w:sz w:val="18"/>
+        </w:rPr>
+        <w:t>WEBSPEC2DOC_AUTH_MOCK</w:t>
+      </w:r>
+      <w:r>
+        <w:rPr>
+          <w:rFonts w:ascii="Yu Gothic" w:hAnsi="Yu Gothic" w:eastAsia="Yu Gothic"/>
+        </w:rPr>
+        <w:t>、既定で有効）が変えるのはパスワードの長さ要件だけで、認証そのものは省略しない。</w:t>
       </w:r>
     </w:p>
     <w:p>
@@ -26796,33 +26932,33 @@
         <w:rPr>
           <w:rFonts w:ascii="Yu Gothic" w:hAnsi="Yu Gothic" w:eastAsia="Yu Gothic"/>
         </w:rPr>
-        <w:t xml:space="preserve">レスポンス（成功）: 302 リダイレクト。モック認証時は </w:t>
+        <w:t xml:space="preserve">レスポンス（成功）: 302 リダイレクトで </w:t>
       </w:r>
       <w:r>
         <w:rPr>
           <w:rFonts w:ascii="Consolas" w:hAnsi="Consolas" w:eastAsia="Consolas"/>
           <w:sz w:val="18"/>
         </w:rPr>
-        <w:t>/auth/user</w:t>
+        <w:t>/auth/tenant</w:t>
       </w:r>
       <w:r>
         <w:rPr>
           <w:rFonts w:ascii="Yu Gothic" w:hAnsi="Yu Gothic" w:eastAsia="Yu Gothic"/>
         </w:rPr>
-        <w:t xml:space="preserve">、通常時は </w:t>
+        <w:t xml:space="preserve">（テナント選択）へ。以降 </w:t>
       </w:r>
       <w:r>
         <w:rPr>
           <w:rFonts w:ascii="Consolas" w:hAnsi="Consolas" w:eastAsia="Consolas"/>
           <w:sz w:val="18"/>
         </w:rPr>
-        <w:t>/auth/tenant</w:t>
+        <w:t>/systems</w:t>
       </w:r>
       <w:r>
         <w:rPr>
           <w:rFonts w:ascii="Yu Gothic" w:hAnsi="Yu Gothic" w:eastAsia="Yu Gothic"/>
         </w:rPr>
-        <w:t>。</w:t>
+        <w:t>（システム選択）へ進む。</w:t>
       </w:r>
     </w:p>
     <w:p>
@@ -28472,6 +28608,767 @@
           <w:rFonts w:ascii="Yu Gothic" w:hAnsi="Yu Gothic" w:eastAsia="Yu Gothic"/>
         </w:rPr>
         <w:t xml:space="preserve"> へリダイレクト（セッションは発行されない）。未登録メールは「このアカウントは登録されていません」で拒否。</w:t>
+      </w:r>
+    </w:p>
+    <w:p>
+      <w:pPr>
+        <w:pStyle w:val="Heading3"/>
+      </w:pPr>
+      <w:r>
+        <w:rPr>
+          <w:rFonts w:ascii="Yu Gothic" w:hAnsi="Yu Gothic" w:eastAsia="Yu Gothic"/>
+          <w:color w:val="1F3763"/>
+        </w:rPr>
+      </w:r>
+      <w:r>
+        <w:rPr>
+          <w:rFonts w:ascii="Yu Gothic" w:hAnsi="Yu Gothic" w:eastAsia="Yu Gothic"/>
+          <w:color w:val="1F3763"/>
+        </w:rPr>
+        <w:t>3.15 POST /api/feedback（</w:t>
+      </w:r>
+      <w:r>
+        <w:rPr>
+          <w:rFonts w:ascii="Yu Gothic" w:hAnsi="Yu Gothic" w:eastAsia="Yu Gothic"/>
+          <w:color w:val="1F3763"/>
+          <w:sz w:val="18"/>
+        </w:rPr>
+        <w:t>feedback.api_submit_feedback</w:t>
+      </w:r>
+      <w:r>
+        <w:rPr>
+          <w:rFonts w:ascii="Yu Gothic" w:hAnsi="Yu Gothic" w:eastAsia="Yu Gothic"/>
+          <w:color w:val="1F3763"/>
+        </w:rPr>
+        <w:t>）</w:t>
+      </w:r>
+    </w:p>
+    <w:p>
+      <w:r>
+        <w:rPr>
+          <w:rFonts w:ascii="Yu Gothic" w:hAnsi="Yu Gothic" w:eastAsia="Yu Gothic"/>
+        </w:rPr>
+        <w:t>利用者からのフィードバック送信。トップバーのユーザーメニュー →「フィードバック」で開く画面内ビュー（</w:t>
+      </w:r>
+      <w:r>
+        <w:rPr>
+          <w:rFonts w:ascii="Consolas" w:hAnsi="Consolas" w:eastAsia="Consolas"/>
+          <w:sz w:val="18"/>
+        </w:rPr>
+        <w:t>/feedback</w:t>
+      </w:r>
+      <w:r>
+        <w:rPr>
+          <w:rFonts w:ascii="Yu Gothic" w:hAnsi="Yu Gothic" w:eastAsia="Yu Gothic"/>
+        </w:rPr>
+        <w:t>）から呼ばれる。</w:t>
+      </w:r>
+    </w:p>
+    <w:p>
+      <w:pPr>
+        <w:pStyle w:val="ListBullet"/>
+      </w:pPr>
+      <w:r>
+        <w:rPr>
+          <w:rFonts w:ascii="Yu Gothic" w:hAnsi="Yu Gothic" w:eastAsia="Yu Gothic"/>
+        </w:rPr>
+        <w:t>認証要否: ログイン必須（ロール不問。一般利用者も送信できる）</w:t>
+      </w:r>
+    </w:p>
+    <w:p>
+      <w:pPr>
+        <w:pStyle w:val="ListBullet"/>
+      </w:pPr>
+      <w:r>
+        <w:rPr>
+          <w:rFonts w:ascii="Yu Gothic" w:hAnsi="Yu Gothic" w:eastAsia="Yu Gothic"/>
+        </w:rPr>
+        <w:t xml:space="preserve">リクエスト: JSON </w:t>
+      </w:r>
+      <w:r>
+        <w:rPr>
+          <w:rFonts w:ascii="Consolas" w:hAnsi="Consolas" w:eastAsia="Consolas"/>
+          <w:sz w:val="18"/>
+        </w:rPr>
+        <w:t>{"category": "bug"|"request"|"other", "message": string, "view": string(任意)}</w:t>
+      </w:r>
+    </w:p>
+    <w:p>
+      <w:pPr>
+        <w:pStyle w:val="ListBullet"/>
+        <w:ind w:left="720"/>
+      </w:pPr>
+      <w:r>
+        <w:rPr>
+          <w:rFonts w:ascii="Consolas" w:hAnsi="Consolas" w:eastAsia="Consolas"/>
+          <w:sz w:val="18"/>
+        </w:rPr>
+        <w:t>view</w:t>
+      </w:r>
+      <w:r>
+        <w:rPr>
+          <w:rFonts w:ascii="Yu Gothic" w:hAnsi="Yu Gothic" w:eastAsia="Yu Gothic"/>
+        </w:rPr>
+        <w:t xml:space="preserve"> は「どの画面で気づいたか」の手がかり。表示上の補助情報なのでクライアント申告のまま受ける。</w:t>
+      </w:r>
+    </w:p>
+    <w:p>
+      <w:pPr>
+        <w:pStyle w:val="ListBullet"/>
+        <w:ind w:left="720"/>
+      </w:pPr>
+      <w:r>
+        <w:rPr>
+          <w:rFonts w:ascii="Yu Gothic" w:hAnsi="Yu Gothic" w:eastAsia="Yu Gothic"/>
+          <w:b/>
+        </w:rPr>
+        <w:t>送信者とテナントは受け取らない。</w:t>
+      </w:r>
+      <w:r>
+        <w:rPr>
+          <w:rFonts w:ascii="Yu Gothic" w:hAnsi="Yu Gothic" w:eastAsia="Yu Gothic"/>
+        </w:rPr>
+        <w:t xml:space="preserve"> </w:t>
+      </w:r>
+      <w:r>
+        <w:rPr>
+          <w:rFonts w:ascii="Consolas" w:hAnsi="Consolas" w:eastAsia="Consolas"/>
+          <w:sz w:val="18"/>
+        </w:rPr>
+        <w:t>g.auth_user</w:t>
+      </w:r>
+      <w:r>
+        <w:rPr>
+          <w:rFonts w:ascii="Yu Gothic" w:hAnsi="Yu Gothic" w:eastAsia="Yu Gothic"/>
+        </w:rPr>
+        <w:t xml:space="preserve"> / </w:t>
+      </w:r>
+      <w:r>
+        <w:rPr>
+          <w:rFonts w:ascii="Consolas" w:hAnsi="Consolas" w:eastAsia="Consolas"/>
+          <w:sz w:val="18"/>
+        </w:rPr>
+        <w:t>g.tenant</w:t>
+      </w:r>
+      <w:r>
+        <w:rPr>
+          <w:rFonts w:ascii="Yu Gothic" w:hAnsi="Yu Gothic" w:eastAsia="Yu Gothic"/>
+        </w:rPr>
+        <w:t xml:space="preserve"> から補う（クライアントが名乗った身元は無視する）。</w:t>
+      </w:r>
+    </w:p>
+    <w:p>
+      <w:pPr>
+        <w:pStyle w:val="ListBullet"/>
+      </w:pPr>
+      <w:r>
+        <w:rPr>
+          <w:rFonts w:ascii="Yu Gothic" w:hAnsi="Yu Gothic" w:eastAsia="Yu Gothic"/>
+        </w:rPr>
+        <w:t xml:space="preserve">レスポンス（成功 200）: </w:t>
+      </w:r>
+      <w:r>
+        <w:rPr>
+          <w:rFonts w:ascii="Consolas" w:hAnsi="Consolas" w:eastAsia="Consolas"/>
+          <w:sz w:val="18"/>
+        </w:rPr>
+        <w:t>{"ok": true, "id": string, "at": string(ISO8601)}</w:t>
+      </w:r>
+    </w:p>
+    <w:p>
+      <w:pPr>
+        <w:pStyle w:val="ListBullet"/>
+      </w:pPr>
+      <w:r>
+        <w:rPr>
+          <w:rFonts w:ascii="Yu Gothic" w:hAnsi="Yu Gothic" w:eastAsia="Yu Gothic"/>
+        </w:rPr>
+        <w:t>エラー:</w:t>
+      </w:r>
+    </w:p>
+    <w:p>
+      <w:pPr>
+        <w:jc w:val="center"/>
+      </w:pPr>
+      <w:r>
+        <w:rPr>
+          <w:rFonts w:ascii="Yu Gothic" w:hAnsi="Yu Gothic" w:eastAsia="Yu Gothic"/>
+          <w:b/>
+          <w:color w:val="444444"/>
+          <w:sz w:val="18"/>
+        </w:rPr>
+        <w:t>表 3-1　POST /api/feedback（feedback.api_submit_feedback）</w:t>
+      </w:r>
+    </w:p>
+    <w:tbl>
+      <w:tblPr>
+        <w:tblStyle w:val="TableGrid"/>
+        <w:tblW w:type="auto" w:w="0"/>
+        <w:tblLayout w:type="fixed"/>
+        <w:tblLook w:firstColumn="1" w:firstRow="1" w:lastColumn="0" w:lastRow="0" w:noHBand="0" w:noVBand="1" w:val="04A0"/>
+      </w:tblPr>
+      <w:tblGrid>
+        <w:gridCol w:w="3307"/>
+        <w:gridCol w:w="3307"/>
+        <w:gridCol w:w="3307"/>
+      </w:tblGrid>
+      <w:tr>
+        <w:tc>
+          <w:tcPr>
+            <w:tcW w:type="dxa" w:w="3307"/>
+            <w:shd w:fill="D9E2F3"/>
+          </w:tcPr>
+          <w:p>
+            <w:r>
+              <w:rPr>
+                <w:b/>
+                <w:sz w:val="18"/>
+              </w:rPr>
+            </w:r>
+            <w:r>
+              <w:rPr>
+                <w:rFonts w:ascii="Yu Gothic" w:hAnsi="Yu Gothic" w:eastAsia="Yu Gothic"/>
+                <w:b/>
+                <w:sz w:val="18"/>
+              </w:rPr>
+              <w:t>コード</w:t>
+            </w:r>
+          </w:p>
+        </w:tc>
+        <w:tc>
+          <w:tcPr>
+            <w:tcW w:type="dxa" w:w="3307"/>
+            <w:shd w:fill="D9E2F3"/>
+          </w:tcPr>
+          <w:p>
+            <w:r>
+              <w:rPr>
+                <w:b/>
+                <w:sz w:val="18"/>
+              </w:rPr>
+            </w:r>
+            <w:r>
+              <w:rPr>
+                <w:rFonts w:ascii="Yu Gothic" w:hAnsi="Yu Gothic" w:eastAsia="Yu Gothic"/>
+                <w:b/>
+                <w:sz w:val="18"/>
+              </w:rPr>
+              <w:t>HTTP</w:t>
+            </w:r>
+          </w:p>
+        </w:tc>
+        <w:tc>
+          <w:tcPr>
+            <w:tcW w:type="dxa" w:w="3307"/>
+            <w:shd w:fill="D9E2F3"/>
+          </w:tcPr>
+          <w:p>
+            <w:r>
+              <w:rPr>
+                <w:b/>
+                <w:sz w:val="18"/>
+              </w:rPr>
+            </w:r>
+            <w:r>
+              <w:rPr>
+                <w:rFonts w:ascii="Yu Gothic" w:hAnsi="Yu Gothic" w:eastAsia="Yu Gothic"/>
+                <w:b/>
+                <w:sz w:val="18"/>
+              </w:rPr>
+              <w:t>条件</w:t>
+            </w:r>
+          </w:p>
+        </w:tc>
+      </w:tr>
+      <w:tr>
+        <w:tc>
+          <w:tcPr>
+            <w:tcW w:type="dxa" w:w="3307"/>
+          </w:tcPr>
+          <w:p>
+            <w:r>
+              <w:rPr>
+                <w:sz w:val="18"/>
+              </w:rPr>
+            </w:r>
+            <w:r>
+              <w:rPr>
+                <w:rFonts w:ascii="Consolas" w:hAnsi="Consolas" w:eastAsia="Consolas"/>
+                <w:sz w:val="18"/>
+              </w:rPr>
+              <w:t>invalid_category</w:t>
+            </w:r>
+          </w:p>
+        </w:tc>
+        <w:tc>
+          <w:tcPr>
+            <w:tcW w:type="dxa" w:w="3307"/>
+          </w:tcPr>
+          <w:p>
+            <w:r>
+              <w:rPr>
+                <w:sz w:val="18"/>
+              </w:rPr>
+            </w:r>
+            <w:r>
+              <w:rPr>
+                <w:rFonts w:ascii="Yu Gothic" w:hAnsi="Yu Gothic" w:eastAsia="Yu Gothic"/>
+                <w:sz w:val="18"/>
+              </w:rPr>
+              <w:t>400</w:t>
+            </w:r>
+          </w:p>
+        </w:tc>
+        <w:tc>
+          <w:tcPr>
+            <w:tcW w:type="dxa" w:w="3307"/>
+          </w:tcPr>
+          <w:p>
+            <w:r>
+              <w:rPr>
+                <w:sz w:val="18"/>
+              </w:rPr>
+            </w:r>
+            <w:r>
+              <w:rPr>
+                <w:rFonts w:ascii="Consolas" w:hAnsi="Consolas" w:eastAsia="Consolas"/>
+                <w:sz w:val="18"/>
+              </w:rPr>
+              <w:t>category</w:t>
+            </w:r>
+            <w:r>
+              <w:rPr>
+                <w:rFonts w:ascii="Yu Gothic" w:hAnsi="Yu Gothic" w:eastAsia="Yu Gothic"/>
+                <w:sz w:val="18"/>
+              </w:rPr>
+              <w:t xml:space="preserve"> が </w:t>
+            </w:r>
+            <w:r>
+              <w:rPr>
+                <w:rFonts w:ascii="Consolas" w:hAnsi="Consolas" w:eastAsia="Consolas"/>
+                <w:sz w:val="18"/>
+              </w:rPr>
+              <w:t>bug</w:t>
+            </w:r>
+            <w:r>
+              <w:rPr>
+                <w:rFonts w:ascii="Yu Gothic" w:hAnsi="Yu Gothic" w:eastAsia="Yu Gothic"/>
+                <w:sz w:val="18"/>
+              </w:rPr>
+              <w:t xml:space="preserve"> / </w:t>
+            </w:r>
+            <w:r>
+              <w:rPr>
+                <w:rFonts w:ascii="Consolas" w:hAnsi="Consolas" w:eastAsia="Consolas"/>
+                <w:sz w:val="18"/>
+              </w:rPr>
+              <w:t>request</w:t>
+            </w:r>
+            <w:r>
+              <w:rPr>
+                <w:rFonts w:ascii="Yu Gothic" w:hAnsi="Yu Gothic" w:eastAsia="Yu Gothic"/>
+                <w:sz w:val="18"/>
+              </w:rPr>
+              <w:t xml:space="preserve"> / </w:t>
+            </w:r>
+            <w:r>
+              <w:rPr>
+                <w:rFonts w:ascii="Consolas" w:hAnsi="Consolas" w:eastAsia="Consolas"/>
+                <w:sz w:val="18"/>
+              </w:rPr>
+              <w:t>other</w:t>
+            </w:r>
+            <w:r>
+              <w:rPr>
+                <w:rFonts w:ascii="Yu Gothic" w:hAnsi="Yu Gothic" w:eastAsia="Yu Gothic"/>
+                <w:sz w:val="18"/>
+              </w:rPr>
+              <w:t xml:space="preserve"> 以外</w:t>
+            </w:r>
+          </w:p>
+        </w:tc>
+      </w:tr>
+      <w:tr>
+        <w:tc>
+          <w:tcPr>
+            <w:tcW w:type="dxa" w:w="3307"/>
+          </w:tcPr>
+          <w:p>
+            <w:r>
+              <w:rPr>
+                <w:sz w:val="18"/>
+              </w:rPr>
+            </w:r>
+            <w:r>
+              <w:rPr>
+                <w:rFonts w:ascii="Consolas" w:hAnsi="Consolas" w:eastAsia="Consolas"/>
+                <w:sz w:val="18"/>
+              </w:rPr>
+              <w:t>empty_message</w:t>
+            </w:r>
+          </w:p>
+        </w:tc>
+        <w:tc>
+          <w:tcPr>
+            <w:tcW w:type="dxa" w:w="3307"/>
+          </w:tcPr>
+          <w:p>
+            <w:r>
+              <w:rPr>
+                <w:sz w:val="18"/>
+              </w:rPr>
+            </w:r>
+            <w:r>
+              <w:rPr>
+                <w:rFonts w:ascii="Yu Gothic" w:hAnsi="Yu Gothic" w:eastAsia="Yu Gothic"/>
+                <w:sz w:val="18"/>
+              </w:rPr>
+              <w:t>400</w:t>
+            </w:r>
+          </w:p>
+        </w:tc>
+        <w:tc>
+          <w:tcPr>
+            <w:tcW w:type="dxa" w:w="3307"/>
+          </w:tcPr>
+          <w:p>
+            <w:r>
+              <w:rPr>
+                <w:sz w:val="18"/>
+              </w:rPr>
+            </w:r>
+            <w:r>
+              <w:rPr>
+                <w:rFonts w:ascii="Consolas" w:hAnsi="Consolas" w:eastAsia="Consolas"/>
+                <w:sz w:val="18"/>
+              </w:rPr>
+              <w:t>message</w:t>
+            </w:r>
+            <w:r>
+              <w:rPr>
+                <w:rFonts w:ascii="Yu Gothic" w:hAnsi="Yu Gothic" w:eastAsia="Yu Gothic"/>
+                <w:sz w:val="18"/>
+              </w:rPr>
+              <w:t xml:space="preserve"> が空、または空白のみ</w:t>
+            </w:r>
+          </w:p>
+        </w:tc>
+      </w:tr>
+      <w:tr>
+        <w:tc>
+          <w:tcPr>
+            <w:tcW w:type="dxa" w:w="3307"/>
+          </w:tcPr>
+          <w:p>
+            <w:r>
+              <w:rPr>
+                <w:sz w:val="18"/>
+              </w:rPr>
+            </w:r>
+            <w:r>
+              <w:rPr>
+                <w:rFonts w:ascii="Consolas" w:hAnsi="Consolas" w:eastAsia="Consolas"/>
+                <w:sz w:val="18"/>
+              </w:rPr>
+              <w:t>message_too_long</w:t>
+            </w:r>
+          </w:p>
+        </w:tc>
+        <w:tc>
+          <w:tcPr>
+            <w:tcW w:type="dxa" w:w="3307"/>
+          </w:tcPr>
+          <w:p>
+            <w:r>
+              <w:rPr>
+                <w:sz w:val="18"/>
+              </w:rPr>
+            </w:r>
+            <w:r>
+              <w:rPr>
+                <w:rFonts w:ascii="Yu Gothic" w:hAnsi="Yu Gothic" w:eastAsia="Yu Gothic"/>
+                <w:sz w:val="18"/>
+              </w:rPr>
+              <w:t>400</w:t>
+            </w:r>
+          </w:p>
+        </w:tc>
+        <w:tc>
+          <w:tcPr>
+            <w:tcW w:type="dxa" w:w="3307"/>
+          </w:tcPr>
+          <w:p>
+            <w:r>
+              <w:rPr>
+                <w:sz w:val="18"/>
+              </w:rPr>
+            </w:r>
+            <w:r>
+              <w:rPr>
+                <w:rFonts w:ascii="Consolas" w:hAnsi="Consolas" w:eastAsia="Consolas"/>
+                <w:sz w:val="18"/>
+              </w:rPr>
+              <w:t>message</w:t>
+            </w:r>
+            <w:r>
+              <w:rPr>
+                <w:rFonts w:ascii="Yu Gothic" w:hAnsi="Yu Gothic" w:eastAsia="Yu Gothic"/>
+                <w:sz w:val="18"/>
+              </w:rPr>
+              <w:t xml:space="preserve"> が 4000 文字超</w:t>
+            </w:r>
+          </w:p>
+        </w:tc>
+      </w:tr>
+      <w:tr>
+        <w:tc>
+          <w:tcPr>
+            <w:tcW w:type="dxa" w:w="3307"/>
+          </w:tcPr>
+          <w:p>
+            <w:r>
+              <w:rPr>
+                <w:sz w:val="18"/>
+              </w:rPr>
+            </w:r>
+            <w:r>
+              <w:rPr>
+                <w:rFonts w:ascii="Consolas" w:hAnsi="Consolas" w:eastAsia="Consolas"/>
+                <w:sz w:val="18"/>
+              </w:rPr>
+              <w:t>write_failed</w:t>
+            </w:r>
+          </w:p>
+        </w:tc>
+        <w:tc>
+          <w:tcPr>
+            <w:tcW w:type="dxa" w:w="3307"/>
+          </w:tcPr>
+          <w:p>
+            <w:r>
+              <w:rPr>
+                <w:sz w:val="18"/>
+              </w:rPr>
+            </w:r>
+            <w:r>
+              <w:rPr>
+                <w:rFonts w:ascii="Yu Gothic" w:hAnsi="Yu Gothic" w:eastAsia="Yu Gothic"/>
+                <w:sz w:val="18"/>
+              </w:rPr>
+              <w:t>500</w:t>
+            </w:r>
+          </w:p>
+        </w:tc>
+        <w:tc>
+          <w:tcPr>
+            <w:tcW w:type="dxa" w:w="3307"/>
+          </w:tcPr>
+          <w:p>
+            <w:r>
+              <w:rPr>
+                <w:sz w:val="18"/>
+              </w:rPr>
+            </w:r>
+            <w:r>
+              <w:rPr>
+                <w:rFonts w:ascii="Yu Gothic" w:hAnsi="Yu Gothic" w:eastAsia="Yu Gothic"/>
+                <w:sz w:val="18"/>
+              </w:rPr>
+              <w:t>ファイル書き込みに失敗（書けなかったものを成功として返さない）</w:t>
+            </w:r>
+          </w:p>
+        </w:tc>
+      </w:tr>
+    </w:tbl>
+    <w:p/>
+    <w:p>
+      <w:pPr>
+        <w:pStyle w:val="ListBullet"/>
+      </w:pPr>
+      <w:r>
+        <w:rPr>
+          <w:rFonts w:ascii="Yu Gothic" w:hAnsi="Yu Gothic" w:eastAsia="Yu Gothic"/>
+        </w:rPr>
+        <w:t xml:space="preserve">永続化: </w:t>
+      </w:r>
+      <w:r>
+        <w:rPr>
+          <w:rFonts w:ascii="Consolas" w:hAnsi="Consolas" w:eastAsia="Consolas"/>
+          <w:sz w:val="18"/>
+        </w:rPr>
+        <w:t>instance/tenants/{slug}/feedback.jsonl</w:t>
+      </w:r>
+      <w:r>
+        <w:rPr>
+          <w:rFonts w:ascii="Yu Gothic" w:hAnsi="Yu Gothic" w:eastAsia="Yu Gothic"/>
+        </w:rPr>
+        <w:t xml:space="preserve"> に1行追記（テナント別）。個人情報を含むためファイル権限は </w:t>
+      </w:r>
+      <w:r>
+        <w:rPr>
+          <w:rFonts w:ascii="Consolas" w:hAnsi="Consolas" w:eastAsia="Consolas"/>
+          <w:sz w:val="18"/>
+        </w:rPr>
+        <w:t>0600</w:t>
+      </w:r>
+      <w:r>
+        <w:rPr>
+          <w:rFonts w:ascii="Yu Gothic" w:hAnsi="Yu Gothic" w:eastAsia="Yu Gothic"/>
+        </w:rPr>
+        <w:t>。設定に失敗した場合は追記自体は成立させたうえで WARNING ログに残す。</w:t>
+      </w:r>
+    </w:p>
+    <w:p>
+      <w:pPr>
+        <w:pStyle w:val="Heading3"/>
+      </w:pPr>
+      <w:r>
+        <w:rPr>
+          <w:rFonts w:ascii="Yu Gothic" w:hAnsi="Yu Gothic" w:eastAsia="Yu Gothic"/>
+          <w:color w:val="1F3763"/>
+        </w:rPr>
+      </w:r>
+      <w:r>
+        <w:rPr>
+          <w:rFonts w:ascii="Yu Gothic" w:hAnsi="Yu Gothic" w:eastAsia="Yu Gothic"/>
+          <w:color w:val="1F3763"/>
+        </w:rPr>
+        <w:t>3.16 GET /api/feedback（</w:t>
+      </w:r>
+      <w:r>
+        <w:rPr>
+          <w:rFonts w:ascii="Yu Gothic" w:hAnsi="Yu Gothic" w:eastAsia="Yu Gothic"/>
+          <w:color w:val="1F3763"/>
+          <w:sz w:val="18"/>
+        </w:rPr>
+        <w:t>feedback.api_list_feedback</w:t>
+      </w:r>
+      <w:r>
+        <w:rPr>
+          <w:rFonts w:ascii="Yu Gothic" w:hAnsi="Yu Gothic" w:eastAsia="Yu Gothic"/>
+          <w:color w:val="1F3763"/>
+        </w:rPr>
+        <w:t>）</w:t>
+      </w:r>
+    </w:p>
+    <w:p>
+      <w:r>
+        <w:rPr>
+          <w:rFonts w:ascii="Yu Gothic" w:hAnsi="Yu Gothic" w:eastAsia="Yu Gothic"/>
+        </w:rPr>
+        <w:t>このテナントに届いたフィードバックの一覧。</w:t>
+      </w:r>
+      <w:r>
+        <w:rPr>
+          <w:rFonts w:ascii="Yu Gothic" w:hAnsi="Yu Gothic" w:eastAsia="Yu Gothic"/>
+          <w:b/>
+        </w:rPr>
+        <w:t>閲覧用の画面は用意していない</w:t>
+      </w:r>
+      <w:r>
+        <w:rPr>
+          <w:rFonts w:ascii="Yu Gothic" w:hAnsi="Yu Gothic" w:eastAsia="Yu Gothic"/>
+        </w:rPr>
+        <w:t>（届いたものを確認する手段がファイルの直接参照しかない状態を避けるため、API のみ先行して提供している）。</w:t>
+      </w:r>
+    </w:p>
+    <w:p>
+      <w:pPr>
+        <w:pStyle w:val="ListBullet"/>
+      </w:pPr>
+      <w:r>
+        <w:rPr>
+          <w:rFonts w:ascii="Yu Gothic" w:hAnsi="Yu Gothic" w:eastAsia="Yu Gothic"/>
+        </w:rPr>
+        <w:t>認証要否: ログイン必須＋管理者権限（</w:t>
+      </w:r>
+      <w:r>
+        <w:rPr>
+          <w:rFonts w:ascii="Consolas" w:hAnsi="Consolas" w:eastAsia="Consolas"/>
+          <w:sz w:val="18"/>
+        </w:rPr>
+        <w:t>require_admin</w:t>
+      </w:r>
+      <w:r>
+        <w:rPr>
+          <w:rFonts w:ascii="Yu Gothic" w:hAnsi="Yu Gothic" w:eastAsia="Yu Gothic"/>
+        </w:rPr>
+        <w:t>。一般利用者は 403）</w:t>
+      </w:r>
+    </w:p>
+    <w:p>
+      <w:pPr>
+        <w:pStyle w:val="ListBullet"/>
+      </w:pPr>
+      <w:r>
+        <w:rPr>
+          <w:rFonts w:ascii="Yu Gothic" w:hAnsi="Yu Gothic" w:eastAsia="Yu Gothic"/>
+        </w:rPr>
+        <w:t xml:space="preserve">レスポンス（成功 200）: </w:t>
+      </w:r>
+      <w:r>
+        <w:rPr>
+          <w:rFonts w:ascii="Consolas" w:hAnsi="Consolas" w:eastAsia="Consolas"/>
+          <w:sz w:val="18"/>
+        </w:rPr>
+        <w:t>{"feedback": [{"version", "id", "at", "category", "message", "user_id", "user_email", "tenant_id", "view"}, ...]}</w:t>
+      </w:r>
+    </w:p>
+    <w:p>
+      <w:pPr>
+        <w:pStyle w:val="ListBullet"/>
+        <w:ind w:left="720"/>
+      </w:pPr>
+      <w:r>
+        <w:rPr>
+          <w:rFonts w:ascii="Yu Gothic" w:hAnsi="Yu Gothic" w:eastAsia="Yu Gothic"/>
+        </w:rPr>
+        <w:t>新しい順。既定で最大 100 件（</w:t>
+      </w:r>
+      <w:r>
+        <w:rPr>
+          <w:rFonts w:ascii="Consolas" w:hAnsi="Consolas" w:eastAsia="Consolas"/>
+          <w:sz w:val="18"/>
+        </w:rPr>
+        <w:t>read_feedback</w:t>
+      </w:r>
+      <w:r>
+        <w:rPr>
+          <w:rFonts w:ascii="Yu Gothic" w:hAnsi="Yu Gothic" w:eastAsia="Yu Gothic"/>
+        </w:rPr>
+        <w:t xml:space="preserve"> の </w:t>
+      </w:r>
+      <w:r>
+        <w:rPr>
+          <w:rFonts w:ascii="Consolas" w:hAnsi="Consolas" w:eastAsia="Consolas"/>
+          <w:sz w:val="18"/>
+        </w:rPr>
+        <w:t>limit</w:t>
+      </w:r>
+      <w:r>
+        <w:rPr>
+          <w:rFonts w:ascii="Yu Gothic" w:hAnsi="Yu Gothic" w:eastAsia="Yu Gothic"/>
+        </w:rPr>
+        <w:t>、上限 1000 件）。</w:t>
+      </w:r>
+    </w:p>
+    <w:p>
+      <w:pPr>
+        <w:pStyle w:val="ListBullet"/>
+        <w:ind w:left="720"/>
+      </w:pPr>
+      <w:r>
+        <w:rPr>
+          <w:rFonts w:ascii="Yu Gothic" w:hAnsi="Yu Gothic" w:eastAsia="Yu Gothic"/>
+          <w:b/>
+        </w:rPr>
+        <w:t>壊れた行は件数に数えず読み飛ばす。</w:t>
+      </w:r>
+      <w:r>
+        <w:rPr>
+          <w:rFonts w:ascii="Yu Gothic" w:hAnsi="Yu Gothic" w:eastAsia="Yu Gothic"/>
+        </w:rPr>
+        <w:t xml:space="preserve"> 1行の破損で一覧全体が失われないこと、および破損行の有無で返却件数が変わらないことを保証する。</w:t>
       </w:r>
     </w:p>
     <w:p>

--- a/docs/sdlc/20_design/WS2D-IF-001_API設計書.docx
+++ b/docs/sdlc/20_design/WS2D-IF-001_API設計書.docx
@@ -1241,7 +1241,7 @@
           <w:rFonts w:ascii="Yu Gothic" w:hAnsi="Yu Gothic" w:eastAsia="Yu Gothic"/>
           <w:sz w:val="20"/>
         </w:rPr>
-        <w:t>表 2-23　tenant_admin（テナントとユーザーの管理画面（管理者専用）。）— 9本</w:t>
+        <w:t>表 2-23　tenant_admin（テナントとユーザーの管理（管理者専用）。画面は /user-management）— 10本</w:t>
       </w:r>
     </w:p>
     <w:p>
@@ -21240,7 +21240,22 @@
           <w:rFonts w:ascii="Yu Gothic" w:hAnsi="Yu Gothic" w:eastAsia="Yu Gothic"/>
           <w:color w:val="1F3763"/>
         </w:rPr>
-        <w:t>tenant_admin（テナントとユーザーの管理画面（管理者専用）。）— 9本</w:t>
+        <w:t xml:space="preserve">tenant_admin（テナントとユーザーの管理（管理者専用）。画面は </w:t>
+      </w:r>
+      <w:r>
+        <w:rPr>
+          <w:rFonts w:ascii="Yu Gothic" w:hAnsi="Yu Gothic" w:eastAsia="Yu Gothic"/>
+          <w:color w:val="1F3763"/>
+          <w:sz w:val="18"/>
+        </w:rPr>
+        <w:t>/user-management</w:t>
+      </w:r>
+      <w:r>
+        <w:rPr>
+          <w:rFonts w:ascii="Yu Gothic" w:hAnsi="Yu Gothic" w:eastAsia="Yu Gothic"/>
+          <w:color w:val="1F3763"/>
+        </w:rPr>
+        <w:t>）— 10本</w:t>
       </w:r>
     </w:p>
     <w:p>
@@ -21254,7 +21269,7 @@
           <w:color w:val="444444"/>
           <w:sz w:val="18"/>
         </w:rPr>
-        <w:t>表 2-23　tenant_admin（テナントとユーザーの管理画面（管理者専用）。）— 9本</w:t>
+        <w:t>表 2-23　tenant_admin（テナントとユーザーの管理（管理者専用）。画面は /user-management）— 10本</w:t>
       </w:r>
     </w:p>
     <w:tbl>
@@ -21456,7 +21471,35 @@
                 <w:rFonts w:ascii="Yu Gothic" w:hAnsi="Yu Gothic" w:eastAsia="Yu Gothic"/>
                 <w:sz w:val="18"/>
               </w:rPr>
-              <w:t>console_page</w:t>
+              <w:t>console_page（</w:t>
+            </w:r>
+            <w:r>
+              <w:rPr>
+                <w:rFonts w:ascii="Consolas" w:hAnsi="Consolas" w:eastAsia="Consolas"/>
+                <w:sz w:val="18"/>
+              </w:rPr>
+              <w:t>/user-management</w:t>
+            </w:r>
+            <w:r>
+              <w:rPr>
+                <w:rFonts w:ascii="Yu Gothic" w:hAnsi="Yu Gothic" w:eastAsia="Yu Gothic"/>
+                <w:sz w:val="18"/>
+              </w:rPr>
+              <w:t xml:space="preserve"> へ 302。管理者以外は </w:t>
+            </w:r>
+            <w:r>
+              <w:rPr>
+                <w:rFonts w:ascii="Consolas" w:hAnsi="Consolas" w:eastAsia="Consolas"/>
+                <w:sz w:val="18"/>
+              </w:rPr>
+              <w:t>/systems</w:t>
+            </w:r>
+            <w:r>
+              <w:rPr>
+                <w:rFonts w:ascii="Yu Gothic" w:hAnsi="Yu Gothic" w:eastAsia="Yu Gothic"/>
+                <w:sz w:val="18"/>
+              </w:rPr>
+              <w:t>）</w:t>
             </w:r>
           </w:p>
         </w:tc>
@@ -21476,6 +21519,103 @@
                 <w:sz w:val="18"/>
               </w:rPr>
               <w:t>ログイン必須（管理者以外は画面側でリダイレクト）</w:t>
+            </w:r>
+          </w:p>
+        </w:tc>
+      </w:tr>
+      <w:tr>
+        <w:tc>
+          <w:tcPr>
+            <w:tcW w:type="dxa" w:w="1984"/>
+          </w:tcPr>
+          <w:p>
+            <w:r>
+              <w:rPr>
+                <w:sz w:val="18"/>
+              </w:rPr>
+            </w:r>
+            <w:r>
+              <w:rPr>
+                <w:rFonts w:ascii="Yu Gothic" w:hAnsi="Yu Gothic" w:eastAsia="Yu Gothic"/>
+                <w:sz w:val="18"/>
+              </w:rPr>
+              <w:t>POST</w:t>
+            </w:r>
+          </w:p>
+        </w:tc>
+        <w:tc>
+          <w:tcPr>
+            <w:tcW w:type="dxa" w:w="1984"/>
+          </w:tcPr>
+          <w:p>
+            <w:r>
+              <w:rPr>
+                <w:sz w:val="18"/>
+              </w:rPr>
+            </w:r>
+            <w:r>
+              <w:rPr>
+                <w:rFonts w:ascii="Consolas" w:hAnsi="Consolas" w:eastAsia="Consolas"/>
+                <w:sz w:val="18"/>
+              </w:rPr>
+              <w:t>/api/admin/tenancy/users/&lt;user_id&gt;/password</w:t>
+            </w:r>
+          </w:p>
+        </w:tc>
+        <w:tc>
+          <w:tcPr>
+            <w:tcW w:type="dxa" w:w="1984"/>
+          </w:tcPr>
+          <w:p>
+            <w:r>
+              <w:rPr>
+                <w:sz w:val="18"/>
+              </w:rPr>
+            </w:r>
+            <w:r>
+              <w:rPr>
+                <w:rFonts w:ascii="Consolas" w:hAnsi="Consolas" w:eastAsia="Consolas"/>
+                <w:sz w:val="18"/>
+              </w:rPr>
+              <w:t>tenant_admin.api_reset_user_password</w:t>
+            </w:r>
+          </w:p>
+        </w:tc>
+        <w:tc>
+          <w:tcPr>
+            <w:tcW w:type="dxa" w:w="1984"/>
+          </w:tcPr>
+          <w:p>
+            <w:r>
+              <w:rPr>
+                <w:sz w:val="18"/>
+              </w:rPr>
+            </w:r>
+            <w:r>
+              <w:rPr>
+                <w:rFonts w:ascii="Yu Gothic" w:hAnsi="Yu Gothic" w:eastAsia="Yu Gothic"/>
+                <w:sz w:val="18"/>
+              </w:rPr>
+              <w:t>api_reset_user_password（管理者による再設定。現パスワード不要）</w:t>
+            </w:r>
+          </w:p>
+        </w:tc>
+        <w:tc>
+          <w:tcPr>
+            <w:tcW w:type="dxa" w:w="1984"/>
+          </w:tcPr>
+          <w:p>
+            <w:r>
+              <w:rPr>
+                <w:sz w:val="18"/>
+              </w:rPr>
+            </w:r>
+            <w:r>
+              <w:rPr>
+                <w:rFonts w:ascii="Yu Gothic" w:hAnsi="Yu Gothic" w:eastAsia="Yu Gothic"/>
+                <w:sz w:val="18"/>
+              </w:rPr>
+              <w:t>ログイン必須＋管理者権限</w:t>
             </w:r>
           </w:p>
         </w:tc>
